--- a/poi-tl/src/test/resources/template/render_insert_fill_mutiple_template.docx
+++ b/poi-tl/src/test/resources/template/render_insert_fill_mutiple_template.docx
@@ -44,7 +44,6 @@
             <w:insideH w:val="single" w:color="auto" w:sz="2" w:space="0"/>
             <w:insideV w:val="single" w:color="auto" w:sz="2" w:space="0"/>
           </w:tblBorders>
-          <w:shd w:val="clear" w:color="auto" w:fill="auto"/>
           <w:tblCellMar>
             <w:top w:w="0" w:type="dxa"/>
             <w:left w:w="108" w:type="dxa"/>
@@ -505,23 +504,30 @@
                 <w:kern w:val="2"/>
                 <w:sz w:val="21"/>
                 <w:szCs w:val="21"/>
+                <w:lang w:val="en-US" w:eastAsia="zh-CN"/>
               </w:rPr>
             </w:pPr>
             <w:r>
               <w:rPr>
-                <w:rFonts w:hint="eastAsia" w:ascii="宋体" w:hAnsi="宋体" w:eastAsia="宋体" w:cs="宋体"/>
-                <w:color w:val="000000" w:themeColor="text1"/>
-                <w:kern w:val="2"/>
-                <w:sz w:val="21"/>
-                <w:szCs w:val="21"/>
-                <w:lang w:val="en-US" w:eastAsia="zh-CN" w:bidi="ar"/>
-                <w14:textFill>
-                  <w14:solidFill>
-                    <w14:schemeClr w14:val="tx1"/>
-                  </w14:solidFill>
-                </w14:textFill>
-              </w:rPr>
-              <w:t>宽度</w:t>
+                <w:rFonts w:hint="eastAsia" w:ascii="Times New Roman" w:hAnsi="Times New Roman" w:eastAsia="宋体" w:cs="Times New Roman"/>
+                <w:kern w:val="2"/>
+                <w:sz w:val="21"/>
+                <w:szCs w:val="21"/>
+                <w:lang w:val="en-US" w:eastAsia="zh-CN"/>
+              </w:rPr>
+              <w:t>[kd</w:t>
+            </w:r>
+            <w:bookmarkStart w:id="0" w:name="_GoBack"/>
+            <w:bookmarkEnd w:id="0"/>
+            <w:r>
+              <w:rPr>
+                <w:rFonts w:hint="eastAsia" w:ascii="Times New Roman" w:hAnsi="Times New Roman" w:eastAsia="宋体" w:cs="Times New Roman"/>
+                <w:kern w:val="2"/>
+                <w:sz w:val="21"/>
+                <w:szCs w:val="21"/>
+                <w:lang w:val="en-US" w:eastAsia="zh-CN"/>
+              </w:rPr>
+              <w:t>]</w:t>
             </w:r>
           </w:p>
         </w:tc>
@@ -687,7 +693,6 @@
             <w:insideH w:val="single" w:color="auto" w:sz="2" w:space="0"/>
             <w:insideV w:val="single" w:color="auto" w:sz="2" w:space="0"/>
           </w:tblBorders>
-          <w:shd w:val="clear" w:color="auto" w:fill="auto"/>
           <w:tblCellMar>
             <w:top w:w="0" w:type="dxa"/>
             <w:left w:w="108" w:type="dxa"/>
@@ -1029,8 +1034,6 @@
               </w:rPr>
               <w:t>[conclusion]</w:t>
             </w:r>
-            <w:bookmarkStart w:id="0" w:name="_GoBack"/>
-            <w:bookmarkEnd w:id="0"/>
           </w:p>
         </w:tc>
       </w:tr>
